--- a/docs/implementation-code/front-end/WF-010_Participant_Registration_Cancellation_UI_Implementation_v1.3.docx
+++ b/docs/implementation-code/front-end/WF-010_Participant_Registration_Cancellation_UI_Implementation_v1.3.docx
@@ -2332,7 +2332,7 @@
     </w:p>
     <w:p>
       <w:r>
-        <w:t>form.onsubmit=e=&gt;{e.preventDefault();page=1;load();};document.getElementById('previousPage').onclick=()=&gt;{if(page&gt;1){page--;load();}};document.getElementById('nextPage').onclick=()=&gt;{page++;load();};document.getElementById('closeCancellation').onclick=()=&gt;{selected=null;panel.classList.add('d-none');};document.getElementById('confirmCancellation').onclick=async()=&gt;{if(!selected)return;const reason=document.getElementById('cancellationReason').value.trim();const h={'Content-Type':'application/json; charset=utf-8',Accept:'application/json',...getCsrfHeaders()};const r=await fetch('/api/v1/registrations/'+encodeURIComponent(selected)+'/cancellation',{method:'POST',credentials:'same-origin',headers:h,body:JSON.stringify({cancellationReason:reason})});msg.className=r.ok?'alert alert-success':'alert alert-danger';msg.textContent=r.ok?'Registration cancelled successfully.':r.status===409?'This registration is no longer eligible for cancellation.':'Unable to cancel registration.';if(r.ok){selected=null;panel.classList.add('d-none');await load();}};load();});</w:t>
+        <w:t>form.onsubmit=e=&gt;{e.preventDefault();page=1;load();};document.getElementById('previousPage').onclick=()=&gt;{if(page&gt;1){page--;load();}};document.getElementById('nextPage').onclick=()=&gt;{page++;load();};document.getElementById('closeCancellation').onclick=()=&gt;{selected=null;panel.classList.add('d-none');};document.getElementById('confirmCancellation').onclick=async()=&gt;{if(!selected)return;const reason=document.getElementById('cancellationReason').value.trim();const h={'Content-Type':'application/json; charset=utf-8',Accept:'application/json',...getCsrfHeaders()};const r=await fetch('/api/v1/registrations/'+encodeURIComponent(selected)+'/cancel',{method:'POST',credentials:'same-origin',headers:h,body:JSON.stringify({cancellationReason:reason})});msg.className=r.ok?'alert alert-success':'alert alert-danger';msg.textContent=r.ok?'Registration cancelled successfully.':r.status===409?'This registration is no longer eligible for cancellation.':'Unable to cancel registration.';if(r.ok){selected=null;panel.classList.add('d-none');await load();}};load();});</w:t>
       </w:r>
     </w:p>
     <w:p>
@@ -4326,7 +4326,7 @@
                 <w:rFonts w:ascii="Arial" w:hAnsi="Arial"/>
                 <w:sz w:val="16"/>
               </w:rPr>
-              <w:t>UI Wireframe v1.2</w:t>
+              <w:t>UI Wireframe v1.3</w:t>
             </w:r>
           </w:p>
         </w:tc>
@@ -4779,7 +4779,7 @@
           </w:tcPr>
           <w:p>
             <w:r>
-              <w:t>CLOSED - review recommendations applied without changing approved business/API/security/persistence semantics. Repository integration and test execution remain pending; WF-003/WF-005 controlled Username blockers remain unresolved by design.</w:t>
+              <w:t>CLOSED - v1.2 review recommendations were applied without changing approved business/API/security/persistence semantics. At v1.2, the WF-003/WF-005 Username blockers remained unresolved; those blockers are superseded and closed by the approved v1.3 source baseline. Repository integration and test execution remain pending.</w:t>
             </w:r>
           </w:p>
         </w:tc>
